--- a/public/templates/1. ILO.docx
+++ b/public/templates/1. ILO.docx
@@ -1910,15 +1910,7 @@
                 <w:spacing w:val="-4"/>
                 <w:sz w:val="15"/>
               </w:rPr>
-              <w:t xml:space="preserve"> </w:t>
-            </w:r>
-            <w:r>
-              <w:rPr>
-                <w:rFonts w:ascii="Arial MT"/>
-                <w:spacing w:val="-4"/>
-                <w:sz w:val="15"/>
-              </w:rPr>
-              <w:t>BOOK</w:t>
+              <w:t xml:space="preserve"> BOOK</w:t>
             </w:r>
           </w:p>
         </w:tc>
@@ -4013,14 +4005,7 @@
                 <w:rFonts w:ascii="Arial MT"/>
                 <w:sz w:val="15"/>
               </w:rPr>
-              <w:t xml:space="preserve"> </w:t>
-            </w:r>
-            <w:r>
-              <w:rPr>
-                <w:rFonts w:ascii="Arial MT"/>
-                <w:sz w:val="15"/>
-              </w:rPr>
-              <w:t>visual test it is required every six years)</w:t>
+              <w:t xml:space="preserve"> visual test it is required every six years)</w:t>
             </w:r>
           </w:p>
           <w:p>
@@ -5686,7 +5671,7 @@
                 </mc:Choice>
                 <mc:Fallback>
                   <w:pict>
-                    <v:group w14:anchorId="638120EE" id="Group 45" o:spid="_x0000_s1026" style="width:118.45pt;height:.75pt;mso-position-horizontal-relative:char;mso-position-vertical-relative:line" coordsize="15043,95" o:gfxdata="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">
+                    <v:group w14:anchorId="4F0F5704" id="Group 45" o:spid="_x0000_s1026" style="width:118.45pt;height:.75pt;mso-position-horizontal-relative:char;mso-position-vertical-relative:line" coordsize="15043,95" o:gfxdata="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">
                       <v:shape id="Graphic 46" o:spid="_x0000_s1027" style="position:absolute;top:45;width:15043;height:13;visibility:visible;mso-wrap-style:square;v-text-anchor:top" coordsize="1504315,1270" o:gfxdata="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" path="m,l1504188,e" filled="f" strokeweight=".72pt">
                         <v:path arrowok="t"/>
                       </v:shape>
@@ -5778,7 +5763,7 @@
                 </mc:Choice>
                 <mc:Fallback>
                   <w:pict>
-                    <v:group w14:anchorId="0D69B569" id="Group 47" o:spid="_x0000_s1026" style="width:152.3pt;height:.75pt;mso-position-horizontal-relative:char;mso-position-vertical-relative:line" coordsize="19342,95" o:gfxdata="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">
+                    <v:group w14:anchorId="65158FF4" id="Group 47" o:spid="_x0000_s1026" style="width:152.3pt;height:.75pt;mso-position-horizontal-relative:char;mso-position-vertical-relative:line" coordsize="19342,95" o:gfxdata="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">
                       <v:shape id="Graphic 48" o:spid="_x0000_s1027" style="position:absolute;top:45;width:19342;height:13;visibility:visible;mso-wrap-style:square;v-text-anchor:top" coordsize="1934210,1270" o:gfxdata="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" path="m,l1933956,e" filled="f" strokeweight=".72pt">
                         <v:path arrowok="t"/>
                       </v:shape>
@@ -5870,7 +5855,7 @@
                 </mc:Choice>
                 <mc:Fallback>
                   <w:pict>
-                    <v:group w14:anchorId="5828E871" id="Group 49" o:spid="_x0000_s1026" style="width:118.45pt;height:.75pt;mso-position-horizontal-relative:char;mso-position-vertical-relative:line" coordsize="15043,95" o:gfxdata="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">
+                    <v:group w14:anchorId="686EA5E0" id="Group 49" o:spid="_x0000_s1026" style="width:118.45pt;height:.75pt;mso-position-horizontal-relative:char;mso-position-vertical-relative:line" coordsize="15043,95" o:gfxdata="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">
                       <v:shape id="Graphic 50" o:spid="_x0000_s1027" style="position:absolute;top:45;width:15043;height:13;visibility:visible;mso-wrap-style:square;v-text-anchor:top" coordsize="1504315,1270" o:gfxdata="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" path="m,l1504188,e" filled="f" strokeweight=".72pt">
                         <v:path arrowok="t"/>
                       </v:shape>
@@ -6082,7 +6067,7 @@
                 </mc:Choice>
                 <mc:Fallback>
                   <w:pict>
-                    <v:group w14:anchorId="4AAB4BE7" id="Group 51" o:spid="_x0000_s1026" style="position:absolute;margin-left:21.65pt;margin-top:38pt;width:473.8pt;height:.75pt;z-index:-251659264;mso-wrap-distance-left:0;mso-wrap-distance-right:0" coordsize="60172,95" o:gfxdata="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">
+                    <v:group w14:anchorId="5BD461EF" id="Group 51" o:spid="_x0000_s1026" style="position:absolute;margin-left:21.65pt;margin-top:38pt;width:473.8pt;height:.75pt;z-index:-251659264;mso-wrap-distance-left:0;mso-wrap-distance-right:0" coordsize="60172,95" o:gfxdata="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">
                       <v:shape id="Graphic 52" o:spid="_x0000_s1027" style="position:absolute;top:45;width:60172;height:13;visibility:visible;mso-wrap-style:square;v-text-anchor:top" coordsize="6017260,1270" o:gfxdata="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" path="m,l6016752,e" filled="f" strokeweight=".72pt">
                         <v:path arrowok="t"/>
                       </v:shape>
@@ -6176,7 +6161,7 @@
                 </mc:Choice>
                 <mc:Fallback>
                   <w:pict>
-                    <v:group w14:anchorId="535D236F" id="Group 53" o:spid="_x0000_s1026" style="position:absolute;margin-left:21.65pt;margin-top:52.2pt;width:473.8pt;height:.75pt;z-index:-251658240;mso-wrap-distance-left:0;mso-wrap-distance-right:0" coordsize="60172,95" o:gfxdata="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">
+                    <v:group w14:anchorId="0BC856B7" id="Group 53" o:spid="_x0000_s1026" style="position:absolute;margin-left:21.65pt;margin-top:52.2pt;width:473.8pt;height:.75pt;z-index:-251658240;mso-wrap-distance-left:0;mso-wrap-distance-right:0" coordsize="60172,95" o:gfxdata="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">
                       <v:shape id="Graphic 54" o:spid="_x0000_s1027" style="position:absolute;top:45;width:60172;height:13;visibility:visible;mso-wrap-style:square;v-text-anchor:top" coordsize="6017260,1270" o:gfxdata="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" path="m,l6016752,e" filled="f" strokeweight=".72pt">
                         <v:path arrowok="t"/>
                       </v:shape>
@@ -6316,7 +6301,7 @@
                 </mc:Choice>
                 <mc:Fallback>
                   <w:pict>
-                    <v:line w14:anchorId="424C8E1D" id="Straight Connector 111" o:spid="_x0000_s1026" style="position:absolute;z-index:251688960;visibility:visible;mso-wrap-style:square;mso-width-percent:0;mso-height-percent:0;mso-wrap-distance-left:9pt;mso-wrap-distance-top:0;mso-wrap-distance-right:9pt;mso-wrap-distance-bottom:0;mso-position-horizontal:absolute;mso-position-horizontal-relative:text;mso-position-vertical:absolute;mso-position-vertical-relative:text;mso-width-percent:0;mso-height-percent:0;mso-width-relative:margin;mso-height-relative:margin" from="39.8pt,24.7pt" to="496.2pt,24.7pt" o:gfxdata="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" strokecolor="black [3040]"/>
+                    <v:line w14:anchorId="3A53993F" id="Straight Connector 111" o:spid="_x0000_s1026" style="position:absolute;z-index:251688960;visibility:visible;mso-wrap-style:square;mso-width-percent:0;mso-height-percent:0;mso-wrap-distance-left:9pt;mso-wrap-distance-top:0;mso-wrap-distance-right:9pt;mso-wrap-distance-bottom:0;mso-position-horizontal:absolute;mso-position-horizontal-relative:text;mso-position-vertical:absolute;mso-position-vertical-relative:text;mso-width-percent:0;mso-height-percent:0;mso-width-relative:margin;mso-height-relative:margin" from="39.8pt,24.7pt" to="496.2pt,24.7pt" o:gfxdata="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" strokecolor="black [3040]"/>
                   </w:pict>
                 </mc:Fallback>
               </mc:AlternateContent>
@@ -6385,7 +6370,7 @@
                 </mc:Choice>
                 <mc:Fallback>
                   <w:pict>
-                    <v:line w14:anchorId="7A7DFFC4" id="Straight Connector 110" o:spid="_x0000_s1026" style="position:absolute;z-index:251687936;visibility:visible;mso-wrap-style:square;mso-width-percent:0;mso-height-percent:0;mso-wrap-distance-left:9pt;mso-wrap-distance-top:0;mso-wrap-distance-right:9pt;mso-wrap-distance-bottom:0;mso-position-horizontal:absolute;mso-position-horizontal-relative:text;mso-position-vertical:absolute;mso-position-vertical-relative:text;mso-width-percent:0;mso-height-percent:0;mso-width-relative:margin;mso-height-relative:margin" from="132.6pt,10.9pt" to="495.45pt,10.9pt" o:gfxdata="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" strokecolor="black [3040]"/>
+                    <v:line w14:anchorId="75AD2CF9" id="Straight Connector 110" o:spid="_x0000_s1026" style="position:absolute;z-index:251687936;visibility:visible;mso-wrap-style:square;mso-width-percent:0;mso-height-percent:0;mso-wrap-distance-left:9pt;mso-wrap-distance-top:0;mso-wrap-distance-right:9pt;mso-wrap-distance-bottom:0;mso-position-horizontal:absolute;mso-position-horizontal-relative:text;mso-position-vertical:absolute;mso-position-vertical-relative:text;mso-width-percent:0;mso-height-percent:0;mso-width-relative:margin;mso-height-relative:margin" from="132.6pt,10.9pt" to="495.45pt,10.9pt" o:gfxdata="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" strokecolor="black [3040]"/>
                   </w:pict>
                 </mc:Fallback>
               </mc:AlternateContent>
@@ -6428,15 +6413,7 @@
                 <w:spacing w:val="-2"/>
                 <w:sz w:val="15"/>
               </w:rPr>
-              <w:t>ADDRESS:</w:t>
-            </w:r>
-            <w:r>
-              <w:rPr>
-                <w:rFonts w:ascii="Arial MT"/>
-                <w:spacing w:val="-2"/>
-                <w:sz w:val="15"/>
-              </w:rPr>
-              <w:t xml:space="preserve"> </w:t>
+              <w:t xml:space="preserve">ADDRESS: </w:t>
             </w:r>
             <w:r>
               <w:rPr>
@@ -6523,7 +6500,7 @@
                 </mc:Choice>
                 <mc:Fallback>
                   <w:pict>
-                    <v:line w14:anchorId="79C99084" id="Straight Connector 112" o:spid="_x0000_s1026" style="position:absolute;z-index:251691008;visibility:visible;mso-wrap-style:square;mso-width-percent:0;mso-height-percent:0;mso-wrap-distance-left:9pt;mso-wrap-distance-top:0;mso-wrap-distance-right:9pt;mso-wrap-distance-bottom:0;mso-position-horizontal:absolute;mso-position-horizontal-relative:text;mso-position-vertical:absolute;mso-position-vertical-relative:text;mso-width-percent:0;mso-height-percent:0;mso-width-relative:margin;mso-height-relative:margin" from="189.65pt,8.2pt" to="495.8pt,8.2pt" o:gfxdata="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" strokecolor="black [3040]"/>
+                    <v:line w14:anchorId="615A46E0" id="Straight Connector 112" o:spid="_x0000_s1026" style="position:absolute;z-index:251691008;visibility:visible;mso-wrap-style:square;mso-width-percent:0;mso-height-percent:0;mso-wrap-distance-left:9pt;mso-wrap-distance-top:0;mso-wrap-distance-right:9pt;mso-wrap-distance-bottom:0;mso-position-horizontal:absolute;mso-position-horizontal-relative:text;mso-position-vertical:absolute;mso-position-vertical-relative:text;mso-width-percent:0;mso-height-percent:0;mso-width-relative:margin;mso-height-relative:margin" from="189.65pt,8.2pt" to="495.8pt,8.2pt" o:gfxdata="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" strokecolor="black [3040]"/>
                   </w:pict>
                 </mc:Fallback>
               </mc:AlternateContent>
@@ -6594,15 +6571,7 @@
                 <w:spacing w:val="-2"/>
                 <w:sz w:val="15"/>
               </w:rPr>
-              <w:t>AUTHORITY:</w:t>
-            </w:r>
-            <w:r>
-              <w:rPr>
-                <w:rFonts w:ascii="Arial MT" w:hAnsi="Arial MT"/>
-                <w:spacing w:val="-2"/>
-                <w:sz w:val="15"/>
-              </w:rPr>
-              <w:t xml:space="preserve"> </w:t>
+              <w:t xml:space="preserve">AUTHORITY: </w:t>
             </w:r>
             <w:r>
               <w:rPr>
@@ -6707,7 +6676,7 @@
                 </mc:Choice>
                 <mc:Fallback>
                   <w:pict>
-                    <v:line w14:anchorId="3DAEA632" id="Straight Connector 113" o:spid="_x0000_s1026" style="position:absolute;flip:y;z-index:251693056;visibility:visible;mso-wrap-style:square;mso-width-percent:0;mso-height-percent:0;mso-wrap-distance-left:9pt;mso-wrap-distance-top:0;mso-wrap-distance-right:9pt;mso-wrap-distance-bottom:0;mso-position-horizontal:absolute;mso-position-horizontal-relative:text;mso-position-vertical:absolute;mso-position-vertical-relative:text;mso-width-percent:0;mso-height-percent:0;mso-width-relative:margin;mso-height-relative:margin" from="158.7pt,13.8pt" to="496pt,13.8pt" o:gfxdata="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" strokecolor="black [3040]"/>
+                    <v:line w14:anchorId="62208142" id="Straight Connector 113" o:spid="_x0000_s1026" style="position:absolute;flip:y;z-index:251693056;visibility:visible;mso-wrap-style:square;mso-width-percent:0;mso-height-percent:0;mso-wrap-distance-left:9pt;mso-wrap-distance-top:0;mso-wrap-distance-right:9pt;mso-wrap-distance-bottom:0;mso-position-horizontal:absolute;mso-position-horizontal-relative:text;mso-position-vertical:absolute;mso-position-vertical-relative:text;mso-width-percent:0;mso-height-percent:0;mso-width-relative:margin;mso-height-relative:margin" from="158.7pt,13.8pt" to="496pt,13.8pt" o:gfxdata="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" strokecolor="black [3040]"/>
                   </w:pict>
                 </mc:Fallback>
               </mc:AlternateContent>
@@ -6778,15 +6747,7 @@
                 <w:spacing w:val="-2"/>
                 <w:sz w:val="15"/>
               </w:rPr>
-              <w:t>CERTIFICATE:</w:t>
-            </w:r>
-            <w:r>
-              <w:rPr>
-                <w:rFonts w:ascii="Arial MT" w:hAnsi="Arial MT"/>
-                <w:spacing w:val="-2"/>
-                <w:sz w:val="15"/>
-              </w:rPr>
-              <w:t xml:space="preserve"> </w:t>
+              <w:t xml:space="preserve">CERTIFICATE: </w:t>
             </w:r>
             <w:r>
               <w:rPr>
@@ -7547,56 +7508,6 @@
           </wp:anchor>
         </w:drawing>
       </w:r>
-      <w:r>
-        <w:rPr>
-          <w:noProof/>
-          <w:sz w:val="2"/>
-          <w:szCs w:val="2"/>
-        </w:rPr>
-        <w:drawing>
-          <wp:anchor distT="0" distB="0" distL="0" distR="0" simplePos="0" relativeHeight="251629568" behindDoc="0" locked="0" layoutInCell="1" allowOverlap="1" wp14:anchorId="6F9E1609" wp14:editId="1EC045CB">
-            <wp:simplePos x="0" y="0"/>
-            <wp:positionH relativeFrom="page">
-              <wp:posOffset>7493507</wp:posOffset>
-            </wp:positionH>
-            <wp:positionV relativeFrom="page">
-              <wp:posOffset>6067044</wp:posOffset>
-            </wp:positionV>
-            <wp:extent cx="278892" cy="460805"/>
-            <wp:effectExtent l="0" t="0" r="0" b="0"/>
-            <wp:wrapNone/>
-            <wp:docPr id="58" name="Image 58"/>
-            <wp:cNvGraphicFramePr>
-              <a:graphicFrameLocks xmlns:a="http://schemas.openxmlformats.org/drawingml/2006/main"/>
-            </wp:cNvGraphicFramePr>
-            <a:graphic xmlns:a="http://schemas.openxmlformats.org/drawingml/2006/main">
-              <a:graphicData uri="http://schemas.openxmlformats.org/drawingml/2006/picture">
-                <pic:pic xmlns:pic="http://schemas.openxmlformats.org/drawingml/2006/picture">
-                  <pic:nvPicPr>
-                    <pic:cNvPr id="58" name="Image 58"/>
-                    <pic:cNvPicPr/>
-                  </pic:nvPicPr>
-                  <pic:blipFill>
-                    <a:blip r:embed="rId8" cstate="print"/>
-                    <a:stretch>
-                      <a:fillRect/>
-                    </a:stretch>
-                  </pic:blipFill>
-                  <pic:spPr>
-                    <a:xfrm>
-                      <a:off x="0" y="0"/>
-                      <a:ext cx="278892" cy="460805"/>
-                    </a:xfrm>
-                    <a:prstGeom prst="rect">
-                      <a:avLst/>
-                    </a:prstGeom>
-                  </pic:spPr>
-                </pic:pic>
-              </a:graphicData>
-            </a:graphic>
-          </wp:anchor>
-        </w:drawing>
-      </w:r>
     </w:p>
     <w:p>
       <w:pPr>
@@ -10291,13 +10202,7 @@
               <w:rPr>
                 <w:sz w:val="20"/>
               </w:rPr>
-              <w:t>2</w:t>
-            </w:r>
-            <w:r>
-              <w:rPr>
-                <w:sz w:val="20"/>
-              </w:rPr>
-              <w:t>1</w:t>
+              <w:t>21</w:t>
             </w:r>
             <w:r>
               <w:rPr>
@@ -10334,13 +10239,7 @@
               <w:rPr>
                 <w:sz w:val="20"/>
               </w:rPr>
-              <w:t>2</w:t>
-            </w:r>
-            <w:r>
-              <w:rPr>
-                <w:sz w:val="20"/>
-              </w:rPr>
-              <w:t>1</w:t>
+              <w:t>21</w:t>
             </w:r>
             <w:r>
               <w:rPr>
@@ -10565,13 +10464,7 @@
               <w:rPr>
                 <w:sz w:val="20"/>
               </w:rPr>
-              <w:t>2</w:t>
-            </w:r>
-            <w:r>
-              <w:rPr>
-                <w:sz w:val="20"/>
-              </w:rPr>
-              <w:t>2</w:t>
+              <w:t>22</w:t>
             </w:r>
             <w:r>
               <w:rPr>
@@ -10608,13 +10501,7 @@
               <w:rPr>
                 <w:sz w:val="20"/>
               </w:rPr>
-              <w:t>2</w:t>
-            </w:r>
-            <w:r>
-              <w:rPr>
-                <w:sz w:val="20"/>
-              </w:rPr>
-              <w:t>2</w:t>
+              <w:t>22</w:t>
             </w:r>
             <w:r>
               <w:rPr>
@@ -10854,13 +10741,7 @@
               <w:rPr>
                 <w:sz w:val="20"/>
               </w:rPr>
-              <w:t>2</w:t>
-            </w:r>
-            <w:r>
-              <w:rPr>
-                <w:sz w:val="20"/>
-              </w:rPr>
-              <w:t>3</w:t>
+              <w:t>23</w:t>
             </w:r>
             <w:r>
               <w:rPr>
@@ -10897,13 +10778,7 @@
               <w:rPr>
                 <w:sz w:val="20"/>
               </w:rPr>
-              <w:t>2</w:t>
-            </w:r>
-            <w:r>
-              <w:rPr>
-                <w:sz w:val="20"/>
-              </w:rPr>
-              <w:t>3</w:t>
+              <w:t>23</w:t>
             </w:r>
             <w:r>
               <w:rPr>
@@ -11134,13 +11009,7 @@
               <w:rPr>
                 <w:sz w:val="20"/>
               </w:rPr>
-              <w:t>2</w:t>
-            </w:r>
-            <w:r>
-              <w:rPr>
-                <w:sz w:val="20"/>
-              </w:rPr>
-              <w:t>4</w:t>
+              <w:t>24</w:t>
             </w:r>
             <w:r>
               <w:rPr>
@@ -11177,13 +11046,7 @@
               <w:rPr>
                 <w:sz w:val="20"/>
               </w:rPr>
-              <w:t>2</w:t>
-            </w:r>
-            <w:r>
-              <w:rPr>
-                <w:sz w:val="20"/>
-              </w:rPr>
-              <w:t>4</w:t>
+              <w:t>24</w:t>
             </w:r>
             <w:r>
               <w:rPr>
@@ -11393,13 +11256,7 @@
               <w:rPr>
                 <w:sz w:val="20"/>
               </w:rPr>
-              <w:t>2</w:t>
-            </w:r>
-            <w:r>
-              <w:rPr>
-                <w:sz w:val="20"/>
-              </w:rPr>
-              <w:t>5</w:t>
+              <w:t>25</w:t>
             </w:r>
             <w:r>
               <w:rPr>
@@ -11436,13 +11293,7 @@
               <w:rPr>
                 <w:sz w:val="20"/>
               </w:rPr>
-              <w:t>2</w:t>
-            </w:r>
-            <w:r>
-              <w:rPr>
-                <w:sz w:val="20"/>
-              </w:rPr>
-              <w:t>5</w:t>
+              <w:t>25</w:t>
             </w:r>
             <w:r>
               <w:rPr>
@@ -11673,13 +11524,7 @@
               <w:rPr>
                 <w:sz w:val="20"/>
               </w:rPr>
-              <w:t>2</w:t>
-            </w:r>
-            <w:r>
-              <w:rPr>
-                <w:sz w:val="20"/>
-              </w:rPr>
-              <w:t>6</w:t>
+              <w:t>26</w:t>
             </w:r>
             <w:r>
               <w:rPr>
@@ -11716,13 +11561,7 @@
               <w:rPr>
                 <w:sz w:val="20"/>
               </w:rPr>
-              <w:t>2</w:t>
-            </w:r>
-            <w:r>
-              <w:rPr>
-                <w:sz w:val="20"/>
-              </w:rPr>
-              <w:t>6</w:t>
+              <w:t>26</w:t>
             </w:r>
             <w:r>
               <w:rPr>
@@ -11977,13 +11816,7 @@
               <w:rPr>
                 <w:sz w:val="20"/>
               </w:rPr>
-              <w:t>2</w:t>
-            </w:r>
-            <w:r>
-              <w:rPr>
-                <w:sz w:val="20"/>
-              </w:rPr>
-              <w:t>7</w:t>
+              <w:t>27</w:t>
             </w:r>
             <w:r>
               <w:rPr>
@@ -12020,13 +11853,7 @@
               <w:rPr>
                 <w:sz w:val="20"/>
               </w:rPr>
-              <w:t>2</w:t>
-            </w:r>
-            <w:r>
-              <w:rPr>
-                <w:sz w:val="20"/>
-              </w:rPr>
-              <w:t>7</w:t>
+              <w:t>27</w:t>
             </w:r>
             <w:r>
               <w:rPr>
@@ -12257,13 +12084,7 @@
               <w:rPr>
                 <w:sz w:val="20"/>
               </w:rPr>
-              <w:t>2</w:t>
-            </w:r>
-            <w:r>
-              <w:rPr>
-                <w:sz w:val="20"/>
-              </w:rPr>
-              <w:t>8</w:t>
+              <w:t>28</w:t>
             </w:r>
             <w:r>
               <w:rPr>
@@ -12300,13 +12121,7 @@
               <w:rPr>
                 <w:sz w:val="20"/>
               </w:rPr>
-              <w:t>2</w:t>
-            </w:r>
-            <w:r>
-              <w:rPr>
-                <w:sz w:val="20"/>
-              </w:rPr>
-              <w:t>8</w:t>
+              <w:t>28</w:t>
             </w:r>
             <w:r>
               <w:rPr>
@@ -12537,13 +12352,7 @@
               <w:rPr>
                 <w:sz w:val="20"/>
               </w:rPr>
-              <w:t>2</w:t>
-            </w:r>
-            <w:r>
-              <w:rPr>
-                <w:sz w:val="20"/>
-              </w:rPr>
-              <w:t>9</w:t>
+              <w:t>29</w:t>
             </w:r>
             <w:r>
               <w:rPr>
@@ -12580,13 +12389,7 @@
               <w:rPr>
                 <w:sz w:val="20"/>
               </w:rPr>
-              <w:t>2</w:t>
-            </w:r>
-            <w:r>
-              <w:rPr>
-                <w:sz w:val="20"/>
-              </w:rPr>
-              <w:t>9</w:t>
+              <w:t>29</w:t>
             </w:r>
             <w:r>
               <w:rPr>
@@ -13365,13 +13168,7 @@
               <w:rPr>
                 <w:sz w:val="20"/>
               </w:rPr>
-              <w:t>3</w:t>
-            </w:r>
-            <w:r>
-              <w:rPr>
-                <w:sz w:val="20"/>
-              </w:rPr>
-              <w:t>2</w:t>
+              <w:t>32</w:t>
             </w:r>
             <w:r>
               <w:rPr>
@@ -14439,13 +14236,7 @@
               <w:rPr>
                 <w:sz w:val="20"/>
               </w:rPr>
-              <w:t>3</w:t>
-            </w:r>
-            <w:r>
-              <w:rPr>
-                <w:sz w:val="20"/>
-              </w:rPr>
-              <w:t>5</w:t>
+              <w:t>35</w:t>
             </w:r>
             <w:r>
               <w:rPr>
@@ -14647,13 +14438,7 @@
               <w:rPr>
                 <w:sz w:val="20"/>
               </w:rPr>
-              <w:t>3</w:t>
-            </w:r>
-            <w:r>
-              <w:rPr>
-                <w:sz w:val="20"/>
-              </w:rPr>
-              <w:t>6</w:t>
+              <w:t>36</w:t>
             </w:r>
             <w:r>
               <w:rPr>
@@ -14903,13 +14688,7 @@
               <w:rPr>
                 <w:sz w:val="20"/>
               </w:rPr>
-              <w:t>3</w:t>
-            </w:r>
-            <w:r>
-              <w:rPr>
-                <w:sz w:val="20"/>
-              </w:rPr>
-              <w:t>7</w:t>
+              <w:t>37</w:t>
             </w:r>
             <w:r>
               <w:rPr>
@@ -15138,13 +14917,7 @@
               <w:rPr>
                 <w:sz w:val="20"/>
               </w:rPr>
-              <w:t>3</w:t>
-            </w:r>
-            <w:r>
-              <w:rPr>
-                <w:sz w:val="20"/>
-              </w:rPr>
-              <w:t>8</w:t>
+              <w:t>38</w:t>
             </w:r>
             <w:r>
               <w:rPr>
@@ -15439,13 +15212,7 @@
               <w:rPr>
                 <w:sz w:val="20"/>
               </w:rPr>
-              <w:t>3</w:t>
-            </w:r>
-            <w:r>
-              <w:rPr>
-                <w:sz w:val="20"/>
-              </w:rPr>
-              <w:t>9</w:t>
+              <w:t>39</w:t>
             </w:r>
             <w:r>
               <w:rPr>
@@ -15704,13 +15471,7 @@
               <w:rPr>
                 <w:sz w:val="20"/>
               </w:rPr>
-              <w:t>4</w:t>
-            </w:r>
-            <w:r>
-              <w:rPr>
-                <w:sz w:val="20"/>
-              </w:rPr>
-              <w:t>0</w:t>
+              <w:t>40</w:t>
             </w:r>
             <w:r>
               <w:rPr>
@@ -15919,13 +15680,7 @@
               <w:rPr>
                 <w:sz w:val="20"/>
               </w:rPr>
-              <w:t>4</w:t>
-            </w:r>
-            <w:r>
-              <w:rPr>
-                <w:sz w:val="20"/>
-              </w:rPr>
-              <w:t>1</w:t>
+              <w:t>41</w:t>
             </w:r>
             <w:r>
               <w:rPr>
@@ -16216,13 +15971,7 @@
               <w:rPr>
                 <w:sz w:val="20"/>
               </w:rPr>
-              <w:t>4</w:t>
-            </w:r>
-            <w:r>
-              <w:rPr>
-                <w:sz w:val="20"/>
-              </w:rPr>
-              <w:t>2</w:t>
+              <w:t>42</w:t>
             </w:r>
             <w:r>
               <w:rPr>
@@ -16777,55 +16526,6 @@
           <w:sz w:val="20"/>
         </w:rPr>
       </w:pPr>
-      <w:r>
-        <w:rPr>
-          <w:noProof/>
-          <w:sz w:val="20"/>
-        </w:rPr>
-        <w:drawing>
-          <wp:anchor distT="0" distB="0" distL="0" distR="0" simplePos="0" relativeHeight="251630592" behindDoc="0" locked="0" layoutInCell="1" allowOverlap="1" wp14:anchorId="3ED8E011" wp14:editId="2118C950">
-            <wp:simplePos x="0" y="0"/>
-            <wp:positionH relativeFrom="page">
-              <wp:posOffset>7485944</wp:posOffset>
-            </wp:positionH>
-            <wp:positionV relativeFrom="paragraph">
-              <wp:posOffset>189324</wp:posOffset>
-            </wp:positionV>
-            <wp:extent cx="286455" cy="599833"/>
-            <wp:effectExtent l="0" t="0" r="0" b="0"/>
-            <wp:wrapNone/>
-            <wp:docPr id="93" name="Image 93"/>
-            <wp:cNvGraphicFramePr>
-              <a:graphicFrameLocks xmlns:a="http://schemas.openxmlformats.org/drawingml/2006/main"/>
-            </wp:cNvGraphicFramePr>
-            <a:graphic xmlns:a="http://schemas.openxmlformats.org/drawingml/2006/main">
-              <a:graphicData uri="http://schemas.openxmlformats.org/drawingml/2006/picture">
-                <pic:pic xmlns:pic="http://schemas.openxmlformats.org/drawingml/2006/picture">
-                  <pic:nvPicPr>
-                    <pic:cNvPr id="93" name="Image 93"/>
-                    <pic:cNvPicPr/>
-                  </pic:nvPicPr>
-                  <pic:blipFill>
-                    <a:blip r:embed="rId9" cstate="print"/>
-                    <a:stretch>
-                      <a:fillRect/>
-                    </a:stretch>
-                  </pic:blipFill>
-                  <pic:spPr>
-                    <a:xfrm>
-                      <a:off x="0" y="0"/>
-                      <a:ext cx="286455" cy="599833"/>
-                    </a:xfrm>
-                    <a:prstGeom prst="rect">
-                      <a:avLst/>
-                    </a:prstGeom>
-                  </pic:spPr>
-                </pic:pic>
-              </a:graphicData>
-            </a:graphic>
-          </wp:anchor>
-        </w:drawing>
-      </w:r>
       <w:r>
         <w:rPr>
           <w:w w:val="105"/>
@@ -17344,55 +17044,6 @@
           <w:sz w:val="20"/>
         </w:rPr>
       </w:pPr>
-      <w:r>
-        <w:rPr>
-          <w:noProof/>
-          <w:sz w:val="20"/>
-        </w:rPr>
-        <w:drawing>
-          <wp:anchor distT="0" distB="0" distL="0" distR="0" simplePos="0" relativeHeight="251631616" behindDoc="0" locked="0" layoutInCell="1" allowOverlap="1" wp14:anchorId="4EEFD36F" wp14:editId="618F2D34">
-            <wp:simplePos x="0" y="0"/>
-            <wp:positionH relativeFrom="page">
-              <wp:posOffset>7574378</wp:posOffset>
-            </wp:positionH>
-            <wp:positionV relativeFrom="paragraph">
-              <wp:posOffset>255137</wp:posOffset>
-            </wp:positionV>
-            <wp:extent cx="198021" cy="481300"/>
-            <wp:effectExtent l="0" t="0" r="0" b="0"/>
-            <wp:wrapNone/>
-            <wp:docPr id="94" name="Image 94"/>
-            <wp:cNvGraphicFramePr>
-              <a:graphicFrameLocks xmlns:a="http://schemas.openxmlformats.org/drawingml/2006/main"/>
-            </wp:cNvGraphicFramePr>
-            <a:graphic xmlns:a="http://schemas.openxmlformats.org/drawingml/2006/main">
-              <a:graphicData uri="http://schemas.openxmlformats.org/drawingml/2006/picture">
-                <pic:pic xmlns:pic="http://schemas.openxmlformats.org/drawingml/2006/picture">
-                  <pic:nvPicPr>
-                    <pic:cNvPr id="94" name="Image 94"/>
-                    <pic:cNvPicPr/>
-                  </pic:nvPicPr>
-                  <pic:blipFill>
-                    <a:blip r:embed="rId10" cstate="print"/>
-                    <a:stretch>
-                      <a:fillRect/>
-                    </a:stretch>
-                  </pic:blipFill>
-                  <pic:spPr>
-                    <a:xfrm>
-                      <a:off x="0" y="0"/>
-                      <a:ext cx="198021" cy="481300"/>
-                    </a:xfrm>
-                    <a:prstGeom prst="rect">
-                      <a:avLst/>
-                    </a:prstGeom>
-                  </pic:spPr>
-                </pic:pic>
-              </a:graphicData>
-            </a:graphic>
-          </wp:anchor>
-        </w:drawing>
-      </w:r>
       <w:r>
         <w:rPr>
           <w:w w:val="105"/>
@@ -20553,7 +20204,7 @@
           </mc:Choice>
           <mc:Fallback>
             <w:pict>
-              <v:shape w14:anchorId="5226EAED" id="Graphic 101" o:spid="_x0000_s1026" style="position:absolute;margin-left:396.5pt;margin-top:36pt;width:25.8pt;height:.5pt;z-index:-251644928;visibility:visible;mso-wrap-style:square;mso-wrap-distance-left:0;mso-wrap-distance-top:0;mso-wrap-distance-right:0;mso-wrap-distance-bottom:0;mso-position-horizontal:absolute;mso-position-horizontal-relative:page;mso-position-vertical:absolute;mso-position-vertical-relative:text;v-text-anchor:top" coordsize="327660,6350" o:gfxdata="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" path="m327659,6096l,6096,,,327659,r,6096xe" fillcolor="black" stroked="f">
+              <v:shape w14:anchorId="6BFBE966" id="Graphic 101" o:spid="_x0000_s1026" style="position:absolute;margin-left:396.5pt;margin-top:36pt;width:25.8pt;height:.5pt;z-index:-251644928;visibility:visible;mso-wrap-style:square;mso-wrap-distance-left:0;mso-wrap-distance-top:0;mso-wrap-distance-right:0;mso-wrap-distance-bottom:0;mso-position-horizontal:absolute;mso-position-horizontal-relative:page;mso-position-vertical:absolute;mso-position-vertical-relative:text;v-text-anchor:top" coordsize="327660,6350" o:gfxdata="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" path="m327659,6096l,6096,,,327659,r,6096xe" fillcolor="black" stroked="f">
                 <v:path arrowok="t"/>
                 <w10:wrap anchorx="page"/>
               </v:shape>
@@ -22971,10 +22622,7 @@
         <w:ind w:left="3607"/>
       </w:pPr>
       <w:r>
-        <w:t xml:space="preserve">      </w:t>
-      </w:r>
-      <w:r>
-        <w:t>Normal</w:t>
+        <w:t xml:space="preserve">      Normal</w:t>
       </w:r>
       <w:r>
         <w:rPr>
@@ -22990,12 +22638,7 @@
       </w:r>
       <w:r>
         <w:tab/>
-      </w:r>
-      <w:r>
-        <w:t xml:space="preserve">            </w:t>
-      </w:r>
-      <w:r>
-        <w:t>Normal</w:t>
+        <w:t xml:space="preserve">            Normal</w:t>
       </w:r>
       <w:r>
         <w:rPr>
@@ -23270,7 +22913,15 @@
                 <w:sz w:val="20"/>
                 <w:szCs w:val="20"/>
               </w:rPr>
-              <w:t>var_n</w:t>
+              <w:t>var_</w:t>
+            </w:r>
+            <w:r>
+              <w:rPr>
+                <w:position w:val="-3"/>
+                <w:sz w:val="20"/>
+                <w:szCs w:val="20"/>
+              </w:rPr>
+              <w:t>a</w:t>
             </w:r>
             <w:proofErr w:type="spellEnd"/>
             <w:r>
@@ -25826,6 +25477,7 @@
               <w:rPr>
                 <w:sz w:val="20"/>
               </w:rPr>
+              <w:lastRenderedPageBreak/>
               <w:t>Breast</w:t>
             </w:r>
             <w:r>
@@ -26397,14 +26049,7 @@
                 <w:w w:val="105"/>
                 <w:sz w:val="20"/>
               </w:rPr>
-              <w:t xml:space="preserve"> </w:t>
-            </w:r>
-            <w:r>
-              <w:rPr>
-                <w:w w:val="105"/>
-                <w:sz w:val="20"/>
-              </w:rPr>
-              <w:t>Not</w:t>
+              <w:t xml:space="preserve"> Not</w:t>
             </w:r>
             <w:r>
               <w:rPr>
@@ -26469,15 +26114,7 @@
                 <w:w w:val="105"/>
                 <w:sz w:val="20"/>
               </w:rPr>
-              <w:t xml:space="preserve"> </w:t>
-            </w:r>
-            <w:r>
-              <w:rPr>
-                <w:spacing w:val="-2"/>
-                <w:w w:val="105"/>
-                <w:sz w:val="20"/>
-              </w:rPr>
-              <w:t>Normal</w:t>
+              <w:t xml:space="preserve"> Normal</w:t>
             </w:r>
           </w:p>
         </w:tc>
@@ -26526,15 +26163,7 @@
                 <w:w w:val="105"/>
                 <w:sz w:val="20"/>
               </w:rPr>
-              <w:t xml:space="preserve"> </w:t>
-            </w:r>
-            <w:r>
-              <w:rPr>
-                <w:spacing w:val="-2"/>
-                <w:w w:val="105"/>
-                <w:sz w:val="20"/>
-              </w:rPr>
-              <w:t>Abnormal</w:t>
+              <w:t xml:space="preserve"> Abnormal</w:t>
             </w:r>
           </w:p>
         </w:tc>
@@ -27618,14 +27247,7 @@
                 <w:w w:val="105"/>
                 <w:sz w:val="20"/>
               </w:rPr>
-              <w:t xml:space="preserve"> </w:t>
-            </w:r>
-            <w:r>
-              <w:rPr>
-                <w:w w:val="105"/>
-                <w:sz w:val="20"/>
-              </w:rPr>
-              <w:t>not</w:t>
+              <w:t xml:space="preserve"> not</w:t>
             </w:r>
             <w:r>
               <w:rPr>
@@ -27699,15 +27321,7 @@
                 <w:w w:val="105"/>
                 <w:sz w:val="20"/>
               </w:rPr>
-              <w:t xml:space="preserve"> </w:t>
-            </w:r>
-            <w:r>
-              <w:rPr>
-                <w:spacing w:val="-2"/>
-                <w:w w:val="105"/>
-                <w:sz w:val="20"/>
-              </w:rPr>
-              <w:t>negative</w:t>
+              <w:t xml:space="preserve"> negative</w:t>
             </w:r>
           </w:p>
         </w:tc>
@@ -27765,15 +27379,7 @@
                 <w:w w:val="105"/>
                 <w:sz w:val="20"/>
               </w:rPr>
-              <w:t xml:space="preserve"> </w:t>
-            </w:r>
-            <w:r>
-              <w:rPr>
-                <w:spacing w:val="-2"/>
-                <w:w w:val="105"/>
-                <w:sz w:val="20"/>
-              </w:rPr>
-              <w:t>positive</w:t>
+              <w:t xml:space="preserve"> positive</w:t>
             </w:r>
           </w:p>
         </w:tc>
@@ -27880,14 +27486,7 @@
                 <w:w w:val="105"/>
                 <w:sz w:val="20"/>
               </w:rPr>
-              <w:t xml:space="preserve"> </w:t>
-            </w:r>
-            <w:r>
-              <w:rPr>
-                <w:w w:val="105"/>
-                <w:sz w:val="20"/>
-              </w:rPr>
-              <w:t>not</w:t>
+              <w:t xml:space="preserve"> not</w:t>
             </w:r>
             <w:r>
               <w:rPr>
@@ -27961,15 +27560,7 @@
                 <w:w w:val="105"/>
                 <w:sz w:val="20"/>
               </w:rPr>
-              <w:t xml:space="preserve"> </w:t>
-            </w:r>
-            <w:r>
-              <w:rPr>
-                <w:spacing w:val="-2"/>
-                <w:w w:val="105"/>
-                <w:sz w:val="20"/>
-              </w:rPr>
-              <w:t>negative</w:t>
+              <w:t xml:space="preserve"> negative</w:t>
             </w:r>
           </w:p>
         </w:tc>
@@ -28027,15 +27618,7 @@
                 <w:w w:val="105"/>
                 <w:sz w:val="20"/>
               </w:rPr>
-              <w:t xml:space="preserve"> </w:t>
-            </w:r>
-            <w:r>
-              <w:rPr>
-                <w:spacing w:val="-2"/>
-                <w:w w:val="105"/>
-                <w:sz w:val="20"/>
-              </w:rPr>
-              <w:t>positive</w:t>
+              <w:t xml:space="preserve"> positive</w:t>
             </w:r>
           </w:p>
         </w:tc>
@@ -29020,15 +28603,7 @@
                 <w:w w:val="105"/>
                 <w:sz w:val="18"/>
               </w:rPr>
-              <w:t xml:space="preserve"> </w:t>
-            </w:r>
-            <w:r>
-              <w:rPr>
-                <w:spacing w:val="-2"/>
-                <w:w w:val="105"/>
-                <w:sz w:val="18"/>
-              </w:rPr>
-              <w:t>satisfactory</w:t>
+              <w:t xml:space="preserve"> satisfactory</w:t>
             </w:r>
           </w:p>
         </w:tc>
@@ -29080,14 +28655,7 @@
                 <w:w w:val="105"/>
                 <w:sz w:val="18"/>
               </w:rPr>
-              <w:t xml:space="preserve"> </w:t>
-            </w:r>
-            <w:r>
-              <w:rPr>
-                <w:w w:val="105"/>
-                <w:sz w:val="18"/>
-              </w:rPr>
-              <w:t>to</w:t>
+              <w:t xml:space="preserve"> to</w:t>
             </w:r>
             <w:r>
               <w:rPr>
@@ -30080,54 +29648,6 @@
       </w:pPr>
       <w:r>
         <w:rPr>
-          <w:noProof/>
-        </w:rPr>
-        <w:drawing>
-          <wp:anchor distT="0" distB="0" distL="0" distR="0" simplePos="0" relativeHeight="251632640" behindDoc="0" locked="0" layoutInCell="1" allowOverlap="1" wp14:anchorId="6EB66C33" wp14:editId="6761D8EF">
-            <wp:simplePos x="0" y="0"/>
-            <wp:positionH relativeFrom="page">
-              <wp:posOffset>7548371</wp:posOffset>
-            </wp:positionH>
-            <wp:positionV relativeFrom="paragraph">
-              <wp:posOffset>132854</wp:posOffset>
-            </wp:positionV>
-            <wp:extent cx="224028" cy="472439"/>
-            <wp:effectExtent l="0" t="0" r="0" b="0"/>
-            <wp:wrapNone/>
-            <wp:docPr id="218" name="Image 218"/>
-            <wp:cNvGraphicFramePr>
-              <a:graphicFrameLocks xmlns:a="http://schemas.openxmlformats.org/drawingml/2006/main"/>
-            </wp:cNvGraphicFramePr>
-            <a:graphic xmlns:a="http://schemas.openxmlformats.org/drawingml/2006/main">
-              <a:graphicData uri="http://schemas.openxmlformats.org/drawingml/2006/picture">
-                <pic:pic xmlns:pic="http://schemas.openxmlformats.org/drawingml/2006/picture">
-                  <pic:nvPicPr>
-                    <pic:cNvPr id="218" name="Image 218"/>
-                    <pic:cNvPicPr/>
-                  </pic:nvPicPr>
-                  <pic:blipFill>
-                    <a:blip r:embed="rId11" cstate="print"/>
-                    <a:stretch>
-                      <a:fillRect/>
-                    </a:stretch>
-                  </pic:blipFill>
-                  <pic:spPr>
-                    <a:xfrm>
-                      <a:off x="0" y="0"/>
-                      <a:ext cx="224028" cy="472439"/>
-                    </a:xfrm>
-                    <a:prstGeom prst="rect">
-                      <a:avLst/>
-                    </a:prstGeom>
-                  </pic:spPr>
-                </pic:pic>
-              </a:graphicData>
-            </a:graphic>
-          </wp:anchor>
-        </w:drawing>
-      </w:r>
-      <w:r>
-        <w:rPr>
           <w:spacing w:val="40"/>
         </w:rPr>
         <w:t>{{</w:t>
@@ -30191,54 +29711,6 @@
         <w:spacing w:after="14" w:line="249" w:lineRule="auto"/>
         <w:ind w:left="1123" w:right="2241"/>
       </w:pPr>
-      <w:r>
-        <w:rPr>
-          <w:noProof/>
-        </w:rPr>
-        <w:drawing>
-          <wp:anchor distT="0" distB="0" distL="0" distR="0" simplePos="0" relativeHeight="251633664" behindDoc="0" locked="0" layoutInCell="1" allowOverlap="1" wp14:anchorId="4B31FF39" wp14:editId="58191D59">
-            <wp:simplePos x="0" y="0"/>
-            <wp:positionH relativeFrom="page">
-              <wp:posOffset>7411211</wp:posOffset>
-            </wp:positionH>
-            <wp:positionV relativeFrom="paragraph">
-              <wp:posOffset>789469</wp:posOffset>
-            </wp:positionV>
-            <wp:extent cx="361187" cy="2525054"/>
-            <wp:effectExtent l="0" t="0" r="0" b="0"/>
-            <wp:wrapNone/>
-            <wp:docPr id="221" name="Image 221"/>
-            <wp:cNvGraphicFramePr>
-              <a:graphicFrameLocks xmlns:a="http://schemas.openxmlformats.org/drawingml/2006/main"/>
-            </wp:cNvGraphicFramePr>
-            <a:graphic xmlns:a="http://schemas.openxmlformats.org/drawingml/2006/main">
-              <a:graphicData uri="http://schemas.openxmlformats.org/drawingml/2006/picture">
-                <pic:pic xmlns:pic="http://schemas.openxmlformats.org/drawingml/2006/picture">
-                  <pic:nvPicPr>
-                    <pic:cNvPr id="221" name="Image 221"/>
-                    <pic:cNvPicPr/>
-                  </pic:nvPicPr>
-                  <pic:blipFill>
-                    <a:blip r:embed="rId12" cstate="print"/>
-                    <a:stretch>
-                      <a:fillRect/>
-                    </a:stretch>
-                  </pic:blipFill>
-                  <pic:spPr>
-                    <a:xfrm>
-                      <a:off x="0" y="0"/>
-                      <a:ext cx="361187" cy="2525054"/>
-                    </a:xfrm>
-                    <a:prstGeom prst="rect">
-                      <a:avLst/>
-                    </a:prstGeom>
-                  </pic:spPr>
-                </pic:pic>
-              </a:graphicData>
-            </a:graphic>
-          </wp:anchor>
-        </w:drawing>
-      </w:r>
       <w:r>
         <w:rPr>
           <w:w w:val="105"/>
@@ -31499,7 +30971,7 @@
       </w:r>
     </w:p>
     <w:sectPr>
-      <w:footerReference w:type="default" r:id="rId13"/>
+      <w:footerReference w:type="default" r:id="rId8"/>
       <w:pgSz w:w="12240" w:h="15840"/>
       <w:pgMar w:top="920" w:right="0" w:bottom="880" w:left="1080" w:header="0" w:footer="687" w:gutter="0"/>
       <w:cols w:space="720"/>
@@ -32917,6 +32389,7 @@
   <w:style w:type="character" w:default="1" w:styleId="DefaultParagraphFont">
     <w:name w:val="Default Paragraph Font"/>
     <w:uiPriority w:val="1"/>
+    <w:semiHidden/>
     <w:unhideWhenUsed/>
   </w:style>
   <w:style w:type="table" w:default="1" w:styleId="TableNormal">
